--- a/learning/esp32-cpp/downloads/Lesson 2 Complete Teaching Packet.docx
+++ b/learning/esp32-cpp/downloads/Lesson 2 Complete Teaching Packet.docx
@@ -1814,65 +1814,6 @@
         <w:t>A ready student can create a program with at least one string, one int, one double, a clear comment, labeled output, and successful compile/run evidence.</w:t>
       </w:r>
     </w:p>
-    <w:p>
-      <w:pPr>
-        <w:pStyle w:val="Heading1"/>
-      </w:pPr>
-      <w:r>
-        <w:t>Video Draft Status</w:t>
-      </w:r>
-    </w:p>
-    <w:p>
-      <w:r>
-        <w:rPr>
-          <w:rFonts w:ascii="Aptos" w:hAnsi="Aptos"/>
-          <w:b/>
-          <w:sz w:val="21"/>
-        </w:rPr>
-        <w:t xml:space="preserve">Lesson 2 video draft created: </w:t>
-      </w:r>
-      <w:r>
-        <w:rPr>
-          <w:rFonts w:ascii="Aptos" w:hAnsi="Aptos"/>
-          <w:sz w:val="21"/>
-        </w:rPr>
-        <w:t>C:\CppCourse\Level 1 Cpp Foundations\02 Program Structure and Variables\Video Draft\Lesson 2 Program Structure and Variables Draft Better Voice.mp4</w:t>
-      </w:r>
-    </w:p>
-    <w:p>
-      <w:r>
-        <w:rPr>
-          <w:rFonts w:ascii="Aptos" w:hAnsi="Aptos"/>
-          <w:b/>
-          <w:sz w:val="21"/>
-        </w:rPr>
-        <w:t xml:space="preserve">Production package: </w:t>
-      </w:r>
-      <w:r>
-        <w:rPr>
-          <w:rFonts w:ascii="Aptos" w:hAnsi="Aptos"/>
-          <w:sz w:val="21"/>
-        </w:rPr>
-        <w:t>C:\CppCourse\Level 1 Cpp Foundations\Exports\Lesson 2 Video Draft Package.zip</w:t>
-      </w:r>
-    </w:p>
-    <w:p>
-      <w:r>
-        <w:rPr>
-          <w:rFonts w:ascii="Aptos" w:hAnsi="Aptos"/>
-          <w:b/>
-          <w:sz w:val="21"/>
-        </w:rPr>
-        <w:t xml:space="preserve">Review note: </w:t>
-      </w:r>
-      <w:r>
-        <w:rPr>
-          <w:rFonts w:ascii="Aptos" w:hAnsi="Aptos"/>
-          <w:sz w:val="21"/>
-        </w:rPr>
-        <w:t>This is a review draft with neural narration and scene-card visuals. Use it to check pacing, wording, and visual clarity before recording or publishing a final version.</w:t>
-      </w:r>
-    </w:p>
     <w:sectPr>
       <w:pgSz w:w="12240" w:h="15840"/>
       <w:pgMar w:top="936" w:right="1080" w:bottom="936" w:left="1080" w:header="720" w:footer="720" w:gutter="0"/>
